--- a/docs/交付文档/独创性声明_SQA2.docx
+++ b/docs/交付文档/独创性声明_SQA2.docx
@@ -71,7 +71,7 @@
           <w:b w:val="0"/>
           <w:sz w:val="24"/>
         </w:rPr>
-        <w:t>版本：V1.1</w:t>
+        <w:t>版本：V1.2</w:t>
       </w:r>
     </w:p>
     <w:p>
@@ -84,7 +84,7 @@
           <w:b w:val="0"/>
           <w:sz w:val="24"/>
         </w:rPr>
-        <w:t>日期：2026-10-18</w:t>
+        <w:t>日期：2026-10-19</w:t>
       </w:r>
     </w:p>
     <w:p>
@@ -257,6 +257,60 @@
                 <w:sz w:val="18"/>
               </w:rPr>
               <w:t>勘误：数据库表数量 19→20（schema.sql 共 21 张）；自动化测试 36→46 项；补修订历史</w:t>
+            </w:r>
+          </w:p>
+        </w:tc>
+        <w:tc>
+          <w:tcPr>
+            <w:tcW w:type="dxa" w:w="1474"/>
+          </w:tcPr>
+          <w:p>
+            <w:r>
+              <w:rPr>
+                <w:sz w:val="18"/>
+              </w:rPr>
+              <w:t>陈彬</w:t>
+            </w:r>
+          </w:p>
+        </w:tc>
+      </w:tr>
+      <w:tr>
+        <w:tc>
+          <w:tcPr>
+            <w:tcW w:type="dxa" w:w="1134"/>
+          </w:tcPr>
+          <w:p>
+            <w:r>
+              <w:rPr>
+                <w:sz w:val="18"/>
+              </w:rPr>
+              <w:t>V1.2</w:t>
+            </w:r>
+          </w:p>
+        </w:tc>
+        <w:tc>
+          <w:tcPr>
+            <w:tcW w:type="dxa" w:w="1474"/>
+          </w:tcPr>
+          <w:p>
+            <w:r>
+              <w:rPr>
+                <w:sz w:val="18"/>
+              </w:rPr>
+              <w:t>2026-10-19</w:t>
+            </w:r>
+          </w:p>
+        </w:tc>
+        <w:tc>
+          <w:tcPr>
+            <w:tcW w:type="dxa" w:w="4989"/>
+          </w:tcPr>
+          <w:p>
+            <w:r>
+              <w:rPr>
+                <w:sz w:val="18"/>
+              </w:rPr>
+              <w:t>补充设计归属说明：架构、数据库、接口、模块与函数设计由本组成员人工完成，AI 仅辅助编码、文档整理与排版；测试数量更新为后端 48 项＋前端 5 项单元/17 项 E2E；台账截至 10-19</w:t>
             </w:r>
           </w:p>
         </w:tc>
@@ -713,6 +767,68 @@
           </w:p>
         </w:tc>
       </w:tr>
+      <w:tr>
+        <w:tc>
+          <w:tcPr>
+            <w:tcW w:type="dxa" w:w="1928"/>
+          </w:tcPr>
+          <w:p>
+            <w:pPr>
+              <w:spacing w:after="0" w:line="276" w:lineRule="auto"/>
+            </w:pPr>
+            <w:r>
+              <w:t>架构与函数设计</w:t>
+            </w:r>
+            <w:r>
+              <w:rPr>
+                <w:rFonts w:ascii="宋体" w:hAnsi="宋体" w:eastAsia="宋体"/>
+                <w:b w:val="0"/>
+                <w:sz w:val="18"/>
+              </w:rPr>
+            </w:r>
+          </w:p>
+        </w:tc>
+        <w:tc>
+          <w:tcPr>
+            <w:tcW w:type="dxa" w:w="2494"/>
+          </w:tcPr>
+          <w:p>
+            <w:pPr>
+              <w:spacing w:after="0" w:line="276" w:lineRule="auto"/>
+            </w:pPr>
+            <w:r>
+              <w:t>本组设计（人工完成）</w:t>
+            </w:r>
+            <w:r>
+              <w:rPr>
+                <w:rFonts w:ascii="宋体" w:hAnsi="宋体" w:eastAsia="宋体"/>
+                <w:b w:val="0"/>
+                <w:sz w:val="18"/>
+              </w:rPr>
+            </w:r>
+          </w:p>
+        </w:tc>
+        <w:tc>
+          <w:tcPr>
+            <w:tcW w:type="dxa" w:w="4649"/>
+          </w:tcPr>
+          <w:p>
+            <w:pPr>
+              <w:spacing w:after="0" w:line="276" w:lineRule="auto"/>
+            </w:pPr>
+            <w:r>
+              <w:t>分层架构、包与模块职责、借阅状态机、接口与鉴权矩阵、页面与路由由成员人工设计并评审；AI 仅辅助文档整理与排版</w:t>
+            </w:r>
+            <w:r>
+              <w:rPr>
+                <w:rFonts w:ascii="宋体" w:hAnsi="宋体" w:eastAsia="宋体"/>
+                <w:b w:val="0"/>
+                <w:sz w:val="18"/>
+              </w:rPr>
+            </w:r>
+          </w:p>
+        </w:tc>
+      </w:tr>
     </w:tbl>
     <w:p>
       <w:pPr>
@@ -739,7 +855,7 @@
           <w:b w:val="0"/>
           <w:sz w:val="21"/>
         </w:rPr>
-        <w:t>本组在开发与文档编制过程中使用了 AI 编程助手，使用范围、工具与复核方式如下。所有 AI 输出均视为“草稿”，由成员逐项审查、修改、编译与测试后才纳入交付物；AI 不对最终代码与文档的正确性负责，文责由本组承担。</w:t>
+        <w:t>本组在开发与文档编制过程中使用了 AI 编程助手，使用范围、工具与复核方式如下。所有 AI 输出均视为“草稿”，由成员逐项审查、修改、编译与测试后才纳入交付物；AI 不对最终代码与文档的正确性负责，文责由本组承担。需要特别说明：系统架构、数据库设计、接口设计、模块与函数设计、页面与路由设计、测试设计均由本组成员人工完成并评审，AI 未参与上述设计决策，仅用于编码辅助、文档整理、排版与一致性检查。</w:t>
       </w:r>
     </w:p>
     <w:tbl>
@@ -930,14 +1046,15 @@
             <w:pPr>
               <w:spacing w:after="0" w:line="276" w:lineRule="auto"/>
             </w:pPr>
-            <w:r/>
+            <w:r>
+              <w:t>编译与基线集成测试（现全量 48 项）；真实数据导入与 MySQL 冒烟；逐页视觉核查</w:t>
+            </w:r>
             <w:r>
               <w:rPr>
                 <w:rFonts w:ascii="宋体" w:hAnsi="宋体" w:eastAsia="宋体"/>
                 <w:b w:val="0"/>
                 <w:sz w:val="18"/>
               </w:rPr>
-              <w:t>编译与 12 项基线集成测试；真实数据导入与 MySQL 冒烟；逐页视觉核查</w:t>
             </w:r>
           </w:p>
         </w:tc>
@@ -989,14 +1106,15 @@
             <w:pPr>
               <w:spacing w:after="0" w:line="276" w:lineRule="auto"/>
             </w:pPr>
-            <w:r/>
+            <w:r>
+              <w:t>本地编译与后端 48 项自动化测试、前端 5 项单元测试与 17 项 E2E；接口逐条对照 v1.0；关键规则读码复核；缺陷修复后回归</w:t>
+            </w:r>
             <w:r>
               <w:rPr>
                 <w:rFonts w:ascii="宋体" w:hAnsi="宋体" w:eastAsia="宋体"/>
                 <w:b w:val="0"/>
                 <w:sz w:val="18"/>
               </w:rPr>
-              <w:t>本地编译与 46 项自动化测试；接口逐条对照 v1.0；关键规则读码复核；缺陷修复后回归</w:t>
             </w:r>
           </w:p>
         </w:tc>
@@ -1086,7 +1204,7 @@
           <w:b w:val="0"/>
           <w:sz w:val="21"/>
         </w:rPr>
-        <w:t>每次 AI 参与的任务、工具、产出与责任人已逐条登记于项目台账 docs/AI使用登记.md（截至 2026-10-18），并按日期与任务可追溯至对应提交或文档。台账随源码交付，接受评审核查。</w:t>
+        <w:t>每次 AI 参与的任务、工具、产出与责任人已逐条登记于项目台账 docs/AI使用登记.md（截至 2026-10-19），并按日期与任务可追溯至对应提交或文档。台账随源码交付，接受评审核查。</w:t>
       </w:r>
     </w:p>
     <w:p>
@@ -1142,7 +1260,7 @@
           <w:b/>
           <w:sz w:val="21"/>
         </w:rPr>
-        <w:t>日期：2026 年 10 月 18 日</w:t>
+        <w:t>日期：2026 年 10 月 19 日</w:t>
       </w:r>
     </w:p>
     <w:p>

--- a/docs/交付文档/独创性声明_SQA2.docx
+++ b/docs/交付文档/独创性声明_SQA2.docx
@@ -1439,16 +1439,8 @@
             <w:tcW w:type="dxa" w:w="2041"/>
           </w:tcPr>
           <w:p>
-            <w:pPr>
-              <w:spacing w:after="0" w:line="276" w:lineRule="auto"/>
-            </w:pPr>
-            <w:r/>
             <w:r>
-              <w:rPr>
-                <w:rFonts w:ascii="宋体" w:hAnsi="宋体" w:eastAsia="宋体"/>
-                <w:b w:val="0"/>
-                <w:sz w:val="18"/>
-              </w:rPr>
+              <w:t>刘罡甫</w:t>
             </w:r>
           </w:p>
         </w:tc>
@@ -1457,16 +1449,8 @@
             <w:tcW w:type="dxa" w:w="1361"/>
           </w:tcPr>
           <w:p>
-            <w:pPr>
-              <w:spacing w:after="0" w:line="276" w:lineRule="auto"/>
-            </w:pPr>
-            <w:r/>
             <w:r>
-              <w:rPr>
-                <w:rFonts w:ascii="宋体" w:hAnsi="宋体" w:eastAsia="宋体"/>
-                <w:b w:val="0"/>
-                <w:sz w:val="18"/>
-              </w:rPr>
+              <w:t>2026-10-19</w:t>
             </w:r>
           </w:p>
         </w:tc>
@@ -1515,16 +1499,8 @@
             <w:tcW w:type="dxa" w:w="2041"/>
           </w:tcPr>
           <w:p>
-            <w:pPr>
-              <w:spacing w:after="0" w:line="276" w:lineRule="auto"/>
-            </w:pPr>
-            <w:r/>
             <w:r>
-              <w:rPr>
-                <w:rFonts w:ascii="宋体" w:hAnsi="宋体" w:eastAsia="宋体"/>
-                <w:b w:val="0"/>
-                <w:sz w:val="18"/>
-              </w:rPr>
+              <w:t>韦政治</w:t>
             </w:r>
           </w:p>
         </w:tc>
@@ -1533,16 +1509,8 @@
             <w:tcW w:type="dxa" w:w="1361"/>
           </w:tcPr>
           <w:p>
-            <w:pPr>
-              <w:spacing w:after="0" w:line="276" w:lineRule="auto"/>
-            </w:pPr>
-            <w:r/>
             <w:r>
-              <w:rPr>
-                <w:rFonts w:ascii="宋体" w:hAnsi="宋体" w:eastAsia="宋体"/>
-                <w:b w:val="0"/>
-                <w:sz w:val="18"/>
-              </w:rPr>
+              <w:t>2026-10-19</w:t>
             </w:r>
           </w:p>
         </w:tc>
@@ -1591,16 +1559,8 @@
             <w:tcW w:type="dxa" w:w="2041"/>
           </w:tcPr>
           <w:p>
-            <w:pPr>
-              <w:spacing w:after="0" w:line="276" w:lineRule="auto"/>
-            </w:pPr>
-            <w:r/>
             <w:r>
-              <w:rPr>
-                <w:rFonts w:ascii="宋体" w:hAnsi="宋体" w:eastAsia="宋体"/>
-                <w:b w:val="0"/>
-                <w:sz w:val="18"/>
-              </w:rPr>
+              <w:t>陈彬</w:t>
             </w:r>
           </w:p>
         </w:tc>
@@ -1609,16 +1569,8 @@
             <w:tcW w:type="dxa" w:w="1361"/>
           </w:tcPr>
           <w:p>
-            <w:pPr>
-              <w:spacing w:after="0" w:line="276" w:lineRule="auto"/>
-            </w:pPr>
-            <w:r/>
             <w:r>
-              <w:rPr>
-                <w:rFonts w:ascii="宋体" w:hAnsi="宋体" w:eastAsia="宋体"/>
-                <w:b w:val="0"/>
-                <w:sz w:val="18"/>
-              </w:rPr>
+              <w:t>2026-10-19</w:t>
             </w:r>
           </w:p>
         </w:tc>
@@ -1667,16 +1619,8 @@
             <w:tcW w:type="dxa" w:w="2041"/>
           </w:tcPr>
           <w:p>
-            <w:pPr>
-              <w:spacing w:after="0" w:line="276" w:lineRule="auto"/>
-            </w:pPr>
-            <w:r/>
             <w:r>
-              <w:rPr>
-                <w:rFonts w:ascii="宋体" w:hAnsi="宋体" w:eastAsia="宋体"/>
-                <w:b w:val="0"/>
-                <w:sz w:val="18"/>
-              </w:rPr>
+              <w:t>钟坤宇</w:t>
             </w:r>
           </w:p>
         </w:tc>
@@ -1685,16 +1629,8 @@
             <w:tcW w:type="dxa" w:w="1361"/>
           </w:tcPr>
           <w:p>
-            <w:pPr>
-              <w:spacing w:after="0" w:line="276" w:lineRule="auto"/>
-            </w:pPr>
-            <w:r/>
             <w:r>
-              <w:rPr>
-                <w:rFonts w:ascii="宋体" w:hAnsi="宋体" w:eastAsia="宋体"/>
-                <w:b w:val="0"/>
-                <w:sz w:val="18"/>
-              </w:rPr>
+              <w:t>2026-10-19</w:t>
             </w:r>
           </w:p>
         </w:tc>
@@ -1743,16 +1679,8 @@
             <w:tcW w:type="dxa" w:w="2041"/>
           </w:tcPr>
           <w:p>
-            <w:pPr>
-              <w:spacing w:after="0" w:line="276" w:lineRule="auto"/>
-            </w:pPr>
-            <w:r/>
             <w:r>
-              <w:rPr>
-                <w:rFonts w:ascii="宋体" w:hAnsi="宋体" w:eastAsia="宋体"/>
-                <w:b w:val="0"/>
-                <w:sz w:val="18"/>
-              </w:rPr>
+              <w:t>杨峥</w:t>
             </w:r>
           </w:p>
         </w:tc>
@@ -1761,16 +1689,8 @@
             <w:tcW w:type="dxa" w:w="1361"/>
           </w:tcPr>
           <w:p>
-            <w:pPr>
-              <w:spacing w:after="0" w:line="276" w:lineRule="auto"/>
-            </w:pPr>
-            <w:r/>
             <w:r>
-              <w:rPr>
-                <w:rFonts w:ascii="宋体" w:hAnsi="宋体" w:eastAsia="宋体"/>
-                <w:b w:val="0"/>
-                <w:sz w:val="18"/>
-              </w:rPr>
+              <w:t>2026-10-19</w:t>
             </w:r>
           </w:p>
         </w:tc>
